--- a/documents/Cahier_des_Charges/AuditDocAI_CahierDesCharges_v0.1.docx
+++ b/documents/Cahier_des_Charges/AuditDocAI_CahierDesCharges_v0.1.docx
@@ -1224,12 +1224,6 @@
             <w:insideV w:val="single" w:color="auto" w:sz="4" w:space="0"/>
           </w:tblBorders>
           <w:shd w:val="clear" w:color="auto" w:fill="auto"/>
-          <w:tblCellMar>
-            <w:top w:w="15" w:type="dxa"/>
-            <w:left w:w="15" w:type="dxa"/>
-            <w:bottom w:w="15" w:type="dxa"/>
-            <w:right w:w="15" w:type="dxa"/>
-          </w:tblCellMar>
         </w:tblPrEx>
         <w:trPr>
           <w:trHeight w:val="386" w:hRule="atLeast"/>
@@ -1369,6 +1363,142 @@
                 <w:lang w:val="en-US" w:eastAsia="zh-CN" w:bidi="ar"/>
               </w:rPr>
               <w:t>Priorité</w:t>
+            </w:r>
+          </w:p>
+        </w:tc>
+      </w:tr>
+      <w:tr>
+        <w:tblPrEx>
+          <w:tblBorders>
+            <w:top w:val="single" w:color="auto" w:sz="4" w:space="0"/>
+            <w:left w:val="single" w:color="auto" w:sz="4" w:space="0"/>
+            <w:bottom w:val="single" w:color="auto" w:sz="4" w:space="0"/>
+            <w:right w:val="single" w:color="auto" w:sz="4" w:space="0"/>
+            <w:insideH w:val="single" w:color="auto" w:sz="4" w:space="0"/>
+            <w:insideV w:val="single" w:color="auto" w:sz="4" w:space="0"/>
+          </w:tblBorders>
+        </w:tblPrEx>
+        <w:trPr>
+          <w:trHeight w:val="681" w:hRule="atLeast"/>
+          <w:tblCellSpacing w:w="15" w:type="dxa"/>
+        </w:trPr>
+        <w:tc>
+          <w:tcPr>
+            <w:tcW w:w="817" w:type="dxa"/>
+            <w:shd w:val="clear" w:color="auto" w:fill="auto"/>
+            <w:vAlign w:val="center"/>
+          </w:tcPr>
+          <w:p>
+            <w:pPr>
+              <w:keepNext w:val="0"/>
+              <w:keepLines w:val="0"/>
+              <w:widowControl/>
+              <w:suppressLineNumbers w:val="0"/>
+              <w:jc w:val="center"/>
+              <w:rPr>
+                <w:sz w:val="24"/>
+                <w:szCs w:val="24"/>
+              </w:rPr>
+            </w:pPr>
+            <w:r>
+              <w:rPr>
+                <w:rFonts w:ascii="SimSun" w:hAnsi="SimSun" w:eastAsia="SimSun" w:cs="SimSun"/>
+                <w:kern w:val="0"/>
+                <w:sz w:val="24"/>
+                <w:szCs w:val="24"/>
+                <w:lang w:val="en-US" w:eastAsia="zh-CN" w:bidi="ar"/>
+              </w:rPr>
+              <w:t>FR-01</w:t>
+            </w:r>
+          </w:p>
+        </w:tc>
+        <w:tc>
+          <w:tcPr>
+            <w:tcW w:w="1890" w:type="dxa"/>
+            <w:shd w:val="clear" w:color="auto" w:fill="auto"/>
+            <w:vAlign w:val="center"/>
+          </w:tcPr>
+          <w:p>
+            <w:pPr>
+              <w:keepNext w:val="0"/>
+              <w:keepLines w:val="0"/>
+              <w:widowControl/>
+              <w:suppressLineNumbers w:val="0"/>
+              <w:jc w:val="center"/>
+              <w:rPr>
+                <w:sz w:val="24"/>
+                <w:szCs w:val="24"/>
+              </w:rPr>
+            </w:pPr>
+            <w:r>
+              <w:rPr>
+                <w:rFonts w:ascii="SimSun" w:hAnsi="SimSun" w:eastAsia="SimSun" w:cs="SimSun"/>
+                <w:kern w:val="0"/>
+                <w:sz w:val="24"/>
+                <w:szCs w:val="24"/>
+                <w:lang w:val="en-US" w:eastAsia="zh-CN" w:bidi="ar"/>
+              </w:rPr>
+              <w:t>Upload de documents</w:t>
+            </w:r>
+          </w:p>
+        </w:tc>
+        <w:tc>
+          <w:tcPr>
+            <w:tcW w:w="5043" w:type="dxa"/>
+            <w:shd w:val="clear" w:color="auto" w:fill="auto"/>
+            <w:vAlign w:val="center"/>
+          </w:tcPr>
+          <w:p>
+            <w:pPr>
+              <w:keepNext w:val="0"/>
+              <w:keepLines w:val="0"/>
+              <w:widowControl/>
+              <w:suppressLineNumbers w:val="0"/>
+              <w:jc w:val="center"/>
+              <w:rPr>
+                <w:sz w:val="24"/>
+                <w:szCs w:val="24"/>
+              </w:rPr>
+            </w:pPr>
+            <w:r>
+              <w:rPr>
+                <w:rFonts w:ascii="SimSun" w:hAnsi="SimSun" w:eastAsia="SimSun" w:cs="SimSun"/>
+                <w:kern w:val="0"/>
+                <w:sz w:val="24"/>
+                <w:szCs w:val="24"/>
+                <w:lang w:val="en-US" w:eastAsia="zh-CN" w:bidi="ar"/>
+              </w:rPr>
+              <w:t>Le système doit accepter les fichiers PDF, JPG, PNG</w:t>
+            </w:r>
+          </w:p>
+        </w:tc>
+        <w:tc>
+          <w:tcPr>
+            <w:tcW w:w="0" w:type="auto"/>
+            <w:shd w:val="clear" w:color="auto" w:fill="auto"/>
+            <w:vAlign w:val="center"/>
+          </w:tcPr>
+          <w:p>
+            <w:pPr>
+              <w:keepNext w:val="0"/>
+              <w:keepLines w:val="0"/>
+              <w:widowControl/>
+              <w:suppressLineNumbers w:val="0"/>
+              <w:jc w:val="center"/>
+              <w:rPr>
+                <w:sz w:val="24"/>
+                <w:szCs w:val="24"/>
+              </w:rPr>
+            </w:pPr>
+            <w:r>
+              <w:rPr>
+                <w:rFonts w:ascii="SimSun" w:hAnsi="SimSun" w:eastAsia="SimSun" w:cs="SimSun"/>
+                <w:kern w:val="0"/>
+                <w:sz w:val="24"/>
+                <w:szCs w:val="24"/>
+                <w:lang w:val="en-US" w:eastAsia="zh-CN" w:bidi="ar"/>
+              </w:rPr>
+              <w:t>Haute</w:t>
             </w:r>
           </w:p>
         </w:tc>
@@ -1421,148 +1551,6 @@
                 <w:szCs w:val="24"/>
                 <w:lang w:val="en-US" w:eastAsia="zh-CN" w:bidi="ar"/>
               </w:rPr>
-              <w:t>FR-01</w:t>
-            </w:r>
-          </w:p>
-        </w:tc>
-        <w:tc>
-          <w:tcPr>
-            <w:tcW w:w="1890" w:type="dxa"/>
-            <w:shd w:val="clear" w:color="auto" w:fill="auto"/>
-            <w:vAlign w:val="center"/>
-          </w:tcPr>
-          <w:p>
-            <w:pPr>
-              <w:keepNext w:val="0"/>
-              <w:keepLines w:val="0"/>
-              <w:widowControl/>
-              <w:suppressLineNumbers w:val="0"/>
-              <w:jc w:val="center"/>
-              <w:rPr>
-                <w:sz w:val="24"/>
-                <w:szCs w:val="24"/>
-              </w:rPr>
-            </w:pPr>
-            <w:r>
-              <w:rPr>
-                <w:rFonts w:ascii="SimSun" w:hAnsi="SimSun" w:eastAsia="SimSun" w:cs="SimSun"/>
-                <w:kern w:val="0"/>
-                <w:sz w:val="24"/>
-                <w:szCs w:val="24"/>
-                <w:lang w:val="en-US" w:eastAsia="zh-CN" w:bidi="ar"/>
-              </w:rPr>
-              <w:t>Upload de documents</w:t>
-            </w:r>
-          </w:p>
-        </w:tc>
-        <w:tc>
-          <w:tcPr>
-            <w:tcW w:w="5043" w:type="dxa"/>
-            <w:shd w:val="clear" w:color="auto" w:fill="auto"/>
-            <w:vAlign w:val="center"/>
-          </w:tcPr>
-          <w:p>
-            <w:pPr>
-              <w:keepNext w:val="0"/>
-              <w:keepLines w:val="0"/>
-              <w:widowControl/>
-              <w:suppressLineNumbers w:val="0"/>
-              <w:jc w:val="center"/>
-              <w:rPr>
-                <w:sz w:val="24"/>
-                <w:szCs w:val="24"/>
-              </w:rPr>
-            </w:pPr>
-            <w:r>
-              <w:rPr>
-                <w:rFonts w:ascii="SimSun" w:hAnsi="SimSun" w:eastAsia="SimSun" w:cs="SimSun"/>
-                <w:kern w:val="0"/>
-                <w:sz w:val="24"/>
-                <w:szCs w:val="24"/>
-                <w:lang w:val="en-US" w:eastAsia="zh-CN" w:bidi="ar"/>
-              </w:rPr>
-              <w:t>Le système doit accepter les fichiers PDF, JPG, PNG</w:t>
-            </w:r>
-          </w:p>
-        </w:tc>
-        <w:tc>
-          <w:tcPr>
-            <w:tcW w:w="0" w:type="auto"/>
-            <w:shd w:val="clear" w:color="auto" w:fill="auto"/>
-            <w:vAlign w:val="center"/>
-          </w:tcPr>
-          <w:p>
-            <w:pPr>
-              <w:keepNext w:val="0"/>
-              <w:keepLines w:val="0"/>
-              <w:widowControl/>
-              <w:suppressLineNumbers w:val="0"/>
-              <w:jc w:val="center"/>
-              <w:rPr>
-                <w:sz w:val="24"/>
-                <w:szCs w:val="24"/>
-              </w:rPr>
-            </w:pPr>
-            <w:r>
-              <w:rPr>
-                <w:rFonts w:ascii="SimSun" w:hAnsi="SimSun" w:eastAsia="SimSun" w:cs="SimSun"/>
-                <w:kern w:val="0"/>
-                <w:sz w:val="24"/>
-                <w:szCs w:val="24"/>
-                <w:lang w:val="en-US" w:eastAsia="zh-CN" w:bidi="ar"/>
-              </w:rPr>
-              <w:t>Haute</w:t>
-            </w:r>
-          </w:p>
-        </w:tc>
-      </w:tr>
-      <w:tr>
-        <w:tblPrEx>
-          <w:tblBorders>
-            <w:top w:val="single" w:color="auto" w:sz="4" w:space="0"/>
-            <w:left w:val="single" w:color="auto" w:sz="4" w:space="0"/>
-            <w:bottom w:val="single" w:color="auto" w:sz="4" w:space="0"/>
-            <w:right w:val="single" w:color="auto" w:sz="4" w:space="0"/>
-            <w:insideH w:val="single" w:color="auto" w:sz="4" w:space="0"/>
-            <w:insideV w:val="single" w:color="auto" w:sz="4" w:space="0"/>
-          </w:tblBorders>
-          <w:tblCellMar>
-            <w:top w:w="15" w:type="dxa"/>
-            <w:left w:w="15" w:type="dxa"/>
-            <w:bottom w:w="15" w:type="dxa"/>
-            <w:right w:w="15" w:type="dxa"/>
-          </w:tblCellMar>
-        </w:tblPrEx>
-        <w:trPr>
-          <w:trHeight w:val="681" w:hRule="atLeast"/>
-          <w:tblCellSpacing w:w="15" w:type="dxa"/>
-        </w:trPr>
-        <w:tc>
-          <w:tcPr>
-            <w:tcW w:w="817" w:type="dxa"/>
-            <w:shd w:val="clear" w:color="auto" w:fill="auto"/>
-            <w:vAlign w:val="center"/>
-          </w:tcPr>
-          <w:p>
-            <w:pPr>
-              <w:keepNext w:val="0"/>
-              <w:keepLines w:val="0"/>
-              <w:widowControl/>
-              <w:suppressLineNumbers w:val="0"/>
-              <w:jc w:val="center"/>
-              <w:rPr>
-                <w:sz w:val="24"/>
-                <w:szCs w:val="24"/>
-              </w:rPr>
-            </w:pPr>
-            <w:r>
-              <w:rPr>
-                <w:rFonts w:ascii="SimSun" w:hAnsi="SimSun" w:eastAsia="SimSun" w:cs="SimSun"/>
-                <w:kern w:val="0"/>
-                <w:sz w:val="24"/>
-                <w:szCs w:val="24"/>
-                <w:lang w:val="en-US" w:eastAsia="zh-CN" w:bidi="ar"/>
-              </w:rPr>
               <w:t>FR-02</w:t>
             </w:r>
           </w:p>
@@ -1821,7 +1809,6 @@
             <w:insideH w:val="single" w:color="auto" w:sz="4" w:space="0"/>
             <w:insideV w:val="single" w:color="auto" w:sz="4" w:space="0"/>
           </w:tblBorders>
-          <w:shd w:val="clear" w:color="auto" w:fill="auto"/>
           <w:tblCellMar>
             <w:top w:w="15" w:type="dxa"/>
             <w:left w:w="15" w:type="dxa"/>
@@ -2392,7 +2379,6 @@
             <w:insideH w:val="single" w:color="auto" w:sz="4" w:space="0"/>
             <w:insideV w:val="single" w:color="auto" w:sz="4" w:space="0"/>
           </w:tblBorders>
-          <w:shd w:val="clear" w:color="auto" w:fill="auto"/>
           <w:tblCellMar>
             <w:top w:w="15" w:type="dxa"/>
             <w:left w:w="15" w:type="dxa"/>
@@ -2847,7 +2833,6 @@
             <w:insideH w:val="single" w:color="auto" w:sz="4" w:space="0"/>
             <w:insideV w:val="single" w:color="auto" w:sz="4" w:space="0"/>
           </w:tblBorders>
-          <w:shd w:val="clear" w:color="auto" w:fill="auto"/>
           <w:tblCellMar>
             <w:top w:w="15" w:type="dxa"/>
             <w:left w:w="15" w:type="dxa"/>
@@ -3064,121 +3049,6 @@
                 <w:lang w:val="en-US" w:eastAsia="zh-CN" w:bidi="ar"/>
               </w:rPr>
               <w:t>Documents chiffrés, contrôle d’accès basé sur rôles</w:t>
-            </w:r>
-          </w:p>
-        </w:tc>
-      </w:tr>
-      <w:tr>
-        <w:tblPrEx>
-          <w:tblBorders>
-            <w:top w:val="single" w:color="auto" w:sz="4" w:space="0"/>
-            <w:left w:val="single" w:color="auto" w:sz="4" w:space="0"/>
-            <w:bottom w:val="single" w:color="auto" w:sz="4" w:space="0"/>
-            <w:right w:val="single" w:color="auto" w:sz="4" w:space="0"/>
-            <w:insideH w:val="single" w:color="auto" w:sz="4" w:space="0"/>
-            <w:insideV w:val="single" w:color="auto" w:sz="4" w:space="0"/>
-          </w:tblBorders>
-          <w:tblCellMar>
-            <w:top w:w="15" w:type="dxa"/>
-            <w:left w:w="15" w:type="dxa"/>
-            <w:bottom w:w="15" w:type="dxa"/>
-            <w:right w:w="15" w:type="dxa"/>
-          </w:tblCellMar>
-        </w:tblPrEx>
-        <w:trPr>
-          <w:trHeight w:val="366" w:hRule="atLeast"/>
-          <w:tblCellSpacing w:w="15" w:type="dxa"/>
-        </w:trPr>
-        <w:tc>
-          <w:tcPr>
-            <w:tcW w:w="1186" w:type="dxa"/>
-            <w:shd w:val="clear" w:color="auto" w:fill="auto"/>
-            <w:vAlign w:val="center"/>
-          </w:tcPr>
-          <w:p>
-            <w:pPr>
-              <w:keepNext w:val="0"/>
-              <w:keepLines w:val="0"/>
-              <w:widowControl/>
-              <w:suppressLineNumbers w:val="0"/>
-              <w:spacing w:line="240" w:lineRule="auto"/>
-              <w:jc w:val="center"/>
-              <w:rPr>
-                <w:sz w:val="24"/>
-                <w:szCs w:val="24"/>
-              </w:rPr>
-            </w:pPr>
-            <w:r>
-              <w:rPr>
-                <w:rFonts w:ascii="SimSun" w:hAnsi="SimSun" w:eastAsia="SimSun" w:cs="SimSun"/>
-                <w:kern w:val="0"/>
-                <w:sz w:val="24"/>
-                <w:szCs w:val="24"/>
-                <w:lang w:val="en-US" w:eastAsia="zh-CN" w:bidi="ar"/>
-              </w:rPr>
-              <w:t>NFR-04</w:t>
-            </w:r>
-          </w:p>
-        </w:tc>
-        <w:tc>
-          <w:tcPr>
-            <w:tcW w:w="1741" w:type="dxa"/>
-            <w:shd w:val="clear" w:color="auto" w:fill="auto"/>
-            <w:vAlign w:val="center"/>
-          </w:tcPr>
-          <w:p>
-            <w:pPr>
-              <w:keepNext w:val="0"/>
-              <w:keepLines w:val="0"/>
-              <w:widowControl/>
-              <w:suppressLineNumbers w:val="0"/>
-              <w:spacing w:line="240" w:lineRule="auto"/>
-              <w:jc w:val="center"/>
-              <w:rPr>
-                <w:sz w:val="24"/>
-                <w:szCs w:val="24"/>
-              </w:rPr>
-            </w:pPr>
-            <w:r>
-              <w:rPr>
-                <w:rFonts w:ascii="SimSun" w:hAnsi="SimSun" w:eastAsia="SimSun" w:cs="SimSun"/>
-                <w:kern w:val="0"/>
-                <w:sz w:val="24"/>
-                <w:szCs w:val="24"/>
-                <w:lang w:val="en-US" w:eastAsia="zh-CN" w:bidi="ar"/>
-              </w:rPr>
-              <w:t>Déploiement</w:t>
-            </w:r>
-          </w:p>
-        </w:tc>
-        <w:tc>
-          <w:tcPr>
-            <w:tcW w:w="5911" w:type="dxa"/>
-            <w:shd w:val="clear" w:color="auto" w:fill="auto"/>
-            <w:vAlign w:val="center"/>
-          </w:tcPr>
-          <w:p>
-            <w:pPr>
-              <w:keepNext w:val="0"/>
-              <w:keepLines w:val="0"/>
-              <w:widowControl/>
-              <w:suppressLineNumbers w:val="0"/>
-              <w:spacing w:line="240" w:lineRule="auto"/>
-              <w:jc w:val="center"/>
-              <w:rPr>
-                <w:sz w:val="24"/>
-                <w:szCs w:val="24"/>
-              </w:rPr>
-            </w:pPr>
-            <w:r>
-              <w:rPr>
-                <w:rFonts w:ascii="SimSun" w:hAnsi="SimSun" w:eastAsia="SimSun" w:cs="SimSun"/>
-                <w:kern w:val="0"/>
-                <w:sz w:val="24"/>
-                <w:szCs w:val="24"/>
-                <w:lang w:val="en-US" w:eastAsia="zh-CN" w:bidi="ar"/>
-              </w:rPr>
-              <w:t>Cloud ou on-premise</w:t>
             </w:r>
           </w:p>
         </w:tc>
@@ -3232,7 +3102,7 @@
                 <w:szCs w:val="24"/>
                 <w:lang w:val="en-US" w:eastAsia="zh-CN" w:bidi="ar"/>
               </w:rPr>
-              <w:t>NFR-05</w:t>
+              <w:t>NFR-04</w:t>
             </w:r>
           </w:p>
         </w:tc>
@@ -3263,7 +3133,7 @@
                 <w:szCs w:val="24"/>
                 <w:lang w:val="en-US" w:eastAsia="zh-CN" w:bidi="ar"/>
               </w:rPr>
-              <w:t>Multilingue</w:t>
+              <w:t>Déploiement</w:t>
             </w:r>
           </w:p>
         </w:tc>
@@ -3294,7 +3164,7 @@
                 <w:szCs w:val="24"/>
                 <w:lang w:val="en-US" w:eastAsia="zh-CN" w:bidi="ar"/>
               </w:rPr>
-              <w:t>Français et Arabe</w:t>
+              <w:t>Cloud ou on-premise</w:t>
             </w:r>
           </w:p>
         </w:tc>
@@ -3309,7 +3179,121 @@
             <w:insideH w:val="single" w:color="auto" w:sz="4" w:space="0"/>
             <w:insideV w:val="single" w:color="auto" w:sz="4" w:space="0"/>
           </w:tblBorders>
-          <w:shd w:val="clear" w:color="auto" w:fill="auto"/>
+          <w:tblCellMar>
+            <w:top w:w="15" w:type="dxa"/>
+            <w:left w:w="15" w:type="dxa"/>
+            <w:bottom w:w="15" w:type="dxa"/>
+            <w:right w:w="15" w:type="dxa"/>
+          </w:tblCellMar>
+        </w:tblPrEx>
+        <w:trPr>
+          <w:trHeight w:val="366" w:hRule="atLeast"/>
+          <w:tblCellSpacing w:w="15" w:type="dxa"/>
+        </w:trPr>
+        <w:tc>
+          <w:tcPr>
+            <w:tcW w:w="1186" w:type="dxa"/>
+            <w:shd w:val="clear" w:color="auto" w:fill="auto"/>
+            <w:vAlign w:val="center"/>
+          </w:tcPr>
+          <w:p>
+            <w:pPr>
+              <w:keepNext w:val="0"/>
+              <w:keepLines w:val="0"/>
+              <w:widowControl/>
+              <w:suppressLineNumbers w:val="0"/>
+              <w:spacing w:line="240" w:lineRule="auto"/>
+              <w:jc w:val="center"/>
+              <w:rPr>
+                <w:sz w:val="24"/>
+                <w:szCs w:val="24"/>
+              </w:rPr>
+            </w:pPr>
+            <w:r>
+              <w:rPr>
+                <w:rFonts w:ascii="SimSun" w:hAnsi="SimSun" w:eastAsia="SimSun" w:cs="SimSun"/>
+                <w:kern w:val="0"/>
+                <w:sz w:val="24"/>
+                <w:szCs w:val="24"/>
+                <w:lang w:val="en-US" w:eastAsia="zh-CN" w:bidi="ar"/>
+              </w:rPr>
+              <w:t>NFR-05</w:t>
+            </w:r>
+          </w:p>
+        </w:tc>
+        <w:tc>
+          <w:tcPr>
+            <w:tcW w:w="1741" w:type="dxa"/>
+            <w:shd w:val="clear" w:color="auto" w:fill="auto"/>
+            <w:vAlign w:val="center"/>
+          </w:tcPr>
+          <w:p>
+            <w:pPr>
+              <w:keepNext w:val="0"/>
+              <w:keepLines w:val="0"/>
+              <w:widowControl/>
+              <w:suppressLineNumbers w:val="0"/>
+              <w:spacing w:line="240" w:lineRule="auto"/>
+              <w:jc w:val="center"/>
+              <w:rPr>
+                <w:sz w:val="24"/>
+                <w:szCs w:val="24"/>
+              </w:rPr>
+            </w:pPr>
+            <w:r>
+              <w:rPr>
+                <w:rFonts w:ascii="SimSun" w:hAnsi="SimSun" w:eastAsia="SimSun" w:cs="SimSun"/>
+                <w:kern w:val="0"/>
+                <w:sz w:val="24"/>
+                <w:szCs w:val="24"/>
+                <w:lang w:val="en-US" w:eastAsia="zh-CN" w:bidi="ar"/>
+              </w:rPr>
+              <w:t>Multilingue</w:t>
+            </w:r>
+          </w:p>
+        </w:tc>
+        <w:tc>
+          <w:tcPr>
+            <w:tcW w:w="5911" w:type="dxa"/>
+            <w:shd w:val="clear" w:color="auto" w:fill="auto"/>
+            <w:vAlign w:val="center"/>
+          </w:tcPr>
+          <w:p>
+            <w:pPr>
+              <w:keepNext w:val="0"/>
+              <w:keepLines w:val="0"/>
+              <w:widowControl/>
+              <w:suppressLineNumbers w:val="0"/>
+              <w:spacing w:line="240" w:lineRule="auto"/>
+              <w:jc w:val="center"/>
+              <w:rPr>
+                <w:sz w:val="24"/>
+                <w:szCs w:val="24"/>
+              </w:rPr>
+            </w:pPr>
+            <w:r>
+              <w:rPr>
+                <w:rFonts w:ascii="SimSun" w:hAnsi="SimSun" w:eastAsia="SimSun" w:cs="SimSun"/>
+                <w:kern w:val="0"/>
+                <w:sz w:val="24"/>
+                <w:szCs w:val="24"/>
+                <w:lang w:val="en-US" w:eastAsia="zh-CN" w:bidi="ar"/>
+              </w:rPr>
+              <w:t>Français et Arabe</w:t>
+            </w:r>
+          </w:p>
+        </w:tc>
+      </w:tr>
+      <w:tr>
+        <w:tblPrEx>
+          <w:tblBorders>
+            <w:top w:val="single" w:color="auto" w:sz="4" w:space="0"/>
+            <w:left w:val="single" w:color="auto" w:sz="4" w:space="0"/>
+            <w:bottom w:val="single" w:color="auto" w:sz="4" w:space="0"/>
+            <w:right w:val="single" w:color="auto" w:sz="4" w:space="0"/>
+            <w:insideH w:val="single" w:color="auto" w:sz="4" w:space="0"/>
+            <w:insideV w:val="single" w:color="auto" w:sz="4" w:space="0"/>
+          </w:tblBorders>
           <w:tblCellMar>
             <w:top w:w="15" w:type="dxa"/>
             <w:left w:w="15" w:type="dxa"/>
@@ -3694,7 +3678,7 @@
         <w:tblStyle w:val="7"/>
         <w:tblpPr w:leftFromText="180" w:rightFromText="180" w:vertAnchor="text" w:horzAnchor="page" w:tblpX="827" w:tblpY="619"/>
         <w:tblOverlap w:val="never"/>
-        <w:tblW w:w="10478" w:type="dxa"/>
+        <w:tblW w:w="10418" w:type="dxa"/>
         <w:tblCellSpacing w:w="15" w:type="dxa"/>
         <w:tblInd w:w="0" w:type="dxa"/>
         <w:tblBorders>
@@ -3715,11 +3699,11 @@
         </w:tblCellMar>
       </w:tblPr>
       <w:tblGrid>
-        <w:gridCol w:w="324"/>
-        <w:gridCol w:w="2184"/>
-        <w:gridCol w:w="1604"/>
-        <w:gridCol w:w="3318"/>
-        <w:gridCol w:w="3048"/>
+        <w:gridCol w:w="320"/>
+        <w:gridCol w:w="2172"/>
+        <w:gridCol w:w="1595"/>
+        <w:gridCol w:w="3301"/>
+        <w:gridCol w:w="3030"/>
       </w:tblGrid>
       <w:tr>
         <w:tblPrEx>
@@ -3740,13 +3724,13 @@
           </w:tblCellMar>
         </w:tblPrEx>
         <w:trPr>
-          <w:trHeight w:val="818" w:hRule="atLeast"/>
+          <w:trHeight w:val="1031" w:hRule="atLeast"/>
           <w:tblHeader/>
           <w:tblCellSpacing w:w="15" w:type="dxa"/>
         </w:trPr>
         <w:tc>
           <w:tcPr>
-            <w:tcW w:w="279" w:type="dxa"/>
+            <w:tcW w:w="275" w:type="dxa"/>
             <w:shd w:val="clear" w:color="auto" w:fill="auto"/>
             <w:vAlign w:val="center"/>
           </w:tcPr>
@@ -3783,7 +3767,7 @@
         </w:tc>
         <w:tc>
           <w:tcPr>
-            <w:tcW w:w="2154" w:type="dxa"/>
+            <w:tcW w:w="2142" w:type="dxa"/>
             <w:shd w:val="clear" w:color="auto" w:fill="auto"/>
             <w:vAlign w:val="center"/>
           </w:tcPr>
@@ -3820,7 +3804,7 @@
         </w:tc>
         <w:tc>
           <w:tcPr>
-            <w:tcW w:w="1574" w:type="dxa"/>
+            <w:tcW w:w="1565" w:type="dxa"/>
             <w:shd w:val="clear" w:color="auto" w:fill="auto"/>
             <w:vAlign w:val="center"/>
           </w:tcPr>
@@ -3926,191 +3910,6 @@
                 <w:lang w:val="en-US" w:eastAsia="zh-CN" w:bidi="ar"/>
               </w:rPr>
               <w:t>Résultat attendu</w:t>
-            </w:r>
-          </w:p>
-        </w:tc>
-      </w:tr>
-      <w:tr>
-        <w:tblPrEx>
-          <w:tblBorders>
-            <w:top w:val="single" w:color="auto" w:sz="4" w:space="0"/>
-            <w:left w:val="single" w:color="auto" w:sz="4" w:space="0"/>
-            <w:bottom w:val="single" w:color="auto" w:sz="4" w:space="0"/>
-            <w:right w:val="single" w:color="auto" w:sz="4" w:space="0"/>
-            <w:insideH w:val="single" w:color="auto" w:sz="4" w:space="0"/>
-            <w:insideV w:val="single" w:color="auto" w:sz="4" w:space="0"/>
-          </w:tblBorders>
-          <w:shd w:val="clear" w:color="auto" w:fill="auto"/>
-          <w:tblCellMar>
-            <w:top w:w="15" w:type="dxa"/>
-            <w:left w:w="15" w:type="dxa"/>
-            <w:bottom w:w="15" w:type="dxa"/>
-            <w:right w:w="15" w:type="dxa"/>
-          </w:tblCellMar>
-        </w:tblPrEx>
-        <w:trPr>
-          <w:trHeight w:val="1072" w:hRule="atLeast"/>
-          <w:tblCellSpacing w:w="15" w:type="dxa"/>
-        </w:trPr>
-        <w:tc>
-          <w:tcPr>
-            <w:tcW w:w="279" w:type="dxa"/>
-            <w:shd w:val="clear" w:color="auto" w:fill="auto"/>
-            <w:vAlign w:val="center"/>
-          </w:tcPr>
-          <w:p>
-            <w:pPr>
-              <w:keepNext w:val="0"/>
-              <w:keepLines w:val="0"/>
-              <w:widowControl/>
-              <w:suppressLineNumbers w:val="0"/>
-              <w:jc w:val="center"/>
-            </w:pPr>
-            <w:r>
-              <w:rPr>
-                <w:rFonts w:ascii="SimSun" w:hAnsi="SimSun" w:eastAsia="SimSun" w:cs="SimSun"/>
-                <w:kern w:val="0"/>
-                <w:sz w:val="24"/>
-                <w:szCs w:val="24"/>
-                <w:lang w:val="en-US" w:eastAsia="zh-CN" w:bidi="ar"/>
-              </w:rPr>
-              <w:t>1</w:t>
-            </w:r>
-          </w:p>
-        </w:tc>
-        <w:tc>
-          <w:tcPr>
-            <w:tcW w:w="2154" w:type="dxa"/>
-            <w:shd w:val="clear" w:color="auto" w:fill="auto"/>
-            <w:vAlign w:val="center"/>
-          </w:tcPr>
-          <w:p>
-            <w:pPr>
-              <w:keepNext w:val="0"/>
-              <w:keepLines w:val="0"/>
-              <w:widowControl/>
-              <w:suppressLineNumbers w:val="0"/>
-              <w:jc w:val="center"/>
-              <w:rPr>
-                <w:rFonts w:ascii="SimSun" w:hAnsi="SimSun" w:eastAsia="SimSun" w:cs="SimSun"/>
-                <w:b/>
-                <w:bCs/>
-                <w:kern w:val="0"/>
-                <w:sz w:val="24"/>
-                <w:szCs w:val="24"/>
-                <w:lang w:val="en-US" w:eastAsia="zh-CN" w:bidi="ar"/>
-              </w:rPr>
-            </w:pPr>
-            <w:r>
-              <w:rPr>
-                <w:rFonts w:ascii="SimSun" w:hAnsi="SimSun" w:eastAsia="SimSun" w:cs="SimSun"/>
-                <w:b/>
-                <w:bCs/>
-                <w:kern w:val="0"/>
-                <w:sz w:val="24"/>
-                <w:szCs w:val="24"/>
-                <w:lang w:val="en-US" w:eastAsia="zh-CN" w:bidi="ar"/>
-              </w:rPr>
-              <w:t>Upload de dossier</w:t>
-            </w:r>
-          </w:p>
-        </w:tc>
-        <w:tc>
-          <w:tcPr>
-            <w:tcW w:w="1574" w:type="dxa"/>
-            <w:shd w:val="clear" w:color="auto" w:fill="auto"/>
-            <w:vAlign w:val="center"/>
-          </w:tcPr>
-          <w:p>
-            <w:pPr>
-              <w:keepNext w:val="0"/>
-              <w:keepLines w:val="0"/>
-              <w:widowControl/>
-              <w:suppressLineNumbers w:val="0"/>
-              <w:jc w:val="center"/>
-              <w:rPr>
-                <w:rFonts w:ascii="SimSun" w:hAnsi="SimSun" w:eastAsia="SimSun" w:cs="SimSun"/>
-                <w:kern w:val="0"/>
-                <w:sz w:val="24"/>
-                <w:szCs w:val="24"/>
-                <w:lang w:val="en-US" w:eastAsia="zh-CN" w:bidi="ar"/>
-              </w:rPr>
-            </w:pPr>
-            <w:r>
-              <w:rPr>
-                <w:rFonts w:ascii="SimSun" w:hAnsi="SimSun" w:eastAsia="SimSun" w:cs="SimSun"/>
-                <w:kern w:val="0"/>
-                <w:sz w:val="24"/>
-                <w:szCs w:val="24"/>
-                <w:lang w:val="en-US" w:eastAsia="zh-CN" w:bidi="ar"/>
-              </w:rPr>
-              <w:t>Utilisateur</w:t>
-            </w:r>
-          </w:p>
-        </w:tc>
-        <w:tc>
-          <w:tcPr>
-            <w:tcW w:w="0" w:type="auto"/>
-            <w:shd w:val="clear" w:color="auto" w:fill="auto"/>
-            <w:vAlign w:val="center"/>
-          </w:tcPr>
-          <w:p>
-            <w:pPr>
-              <w:keepNext w:val="0"/>
-              <w:keepLines w:val="0"/>
-              <w:widowControl/>
-              <w:suppressLineNumbers w:val="0"/>
-              <w:jc w:val="center"/>
-              <w:rPr>
-                <w:rFonts w:ascii="SimSun" w:hAnsi="SimSun" w:eastAsia="SimSun" w:cs="SimSun"/>
-                <w:kern w:val="0"/>
-                <w:sz w:val="24"/>
-                <w:szCs w:val="24"/>
-                <w:lang w:val="en-US" w:eastAsia="zh-CN" w:bidi="ar"/>
-              </w:rPr>
-            </w:pPr>
-            <w:r>
-              <w:rPr>
-                <w:rFonts w:ascii="SimSun" w:hAnsi="SimSun" w:eastAsia="SimSun" w:cs="SimSun"/>
-                <w:kern w:val="0"/>
-                <w:sz w:val="24"/>
-                <w:szCs w:val="24"/>
-                <w:lang w:val="en-US" w:eastAsia="zh-CN" w:bidi="ar"/>
-              </w:rPr>
-              <w:t>Importer un dossier contenant des documents</w:t>
-            </w:r>
-          </w:p>
-        </w:tc>
-        <w:tc>
-          <w:tcPr>
-            <w:tcW w:w="0" w:type="auto"/>
-            <w:shd w:val="clear" w:color="auto" w:fill="auto"/>
-            <w:vAlign w:val="center"/>
-          </w:tcPr>
-          <w:p>
-            <w:pPr>
-              <w:keepNext w:val="0"/>
-              <w:keepLines w:val="0"/>
-              <w:widowControl/>
-              <w:suppressLineNumbers w:val="0"/>
-              <w:jc w:val="center"/>
-              <w:rPr>
-                <w:rFonts w:ascii="SimSun" w:hAnsi="SimSun" w:eastAsia="SimSun" w:cs="SimSun"/>
-                <w:kern w:val="0"/>
-                <w:sz w:val="24"/>
-                <w:szCs w:val="24"/>
-                <w:lang w:val="en-US" w:eastAsia="zh-CN" w:bidi="ar"/>
-              </w:rPr>
-            </w:pPr>
-            <w:r>
-              <w:rPr>
-                <w:rFonts w:ascii="SimSun" w:hAnsi="SimSun" w:eastAsia="SimSun" w:cs="SimSun"/>
-                <w:kern w:val="0"/>
-                <w:sz w:val="24"/>
-                <w:szCs w:val="24"/>
-                <w:lang w:val="en-US" w:eastAsia="zh-CN" w:bidi="ar"/>
-              </w:rPr>
-              <w:t>Dossier prêt à être analysé</w:t>
             </w:r>
           </w:p>
         </w:tc>
@@ -4133,38 +3932,38 @@
           </w:tblCellMar>
         </w:tblPrEx>
         <w:trPr>
-          <w:trHeight w:val="1072" w:hRule="atLeast"/>
+          <w:trHeight w:val="850" w:hRule="atLeast"/>
           <w:tblCellSpacing w:w="15" w:type="dxa"/>
         </w:trPr>
         <w:tc>
           <w:tcPr>
-            <w:tcW w:w="279" w:type="dxa"/>
-            <w:shd w:val="clear" w:color="auto" w:fill="auto"/>
-            <w:vAlign w:val="center"/>
-          </w:tcPr>
-          <w:p>
-            <w:pPr>
-              <w:keepNext w:val="0"/>
-              <w:keepLines w:val="0"/>
-              <w:widowControl/>
-              <w:suppressLineNumbers w:val="0"/>
-              <w:jc w:val="center"/>
-            </w:pPr>
-            <w:r>
-              <w:rPr>
-                <w:rFonts w:ascii="SimSun" w:hAnsi="SimSun" w:eastAsia="SimSun" w:cs="SimSun"/>
-                <w:kern w:val="0"/>
-                <w:sz w:val="24"/>
-                <w:szCs w:val="24"/>
-                <w:lang w:val="en-US" w:eastAsia="zh-CN" w:bidi="ar"/>
-              </w:rPr>
-              <w:t>2</w:t>
-            </w:r>
-          </w:p>
-        </w:tc>
-        <w:tc>
-          <w:tcPr>
-            <w:tcW w:w="2154" w:type="dxa"/>
+            <w:tcW w:w="275" w:type="dxa"/>
+            <w:shd w:val="clear" w:color="auto" w:fill="auto"/>
+            <w:vAlign w:val="center"/>
+          </w:tcPr>
+          <w:p>
+            <w:pPr>
+              <w:keepNext w:val="0"/>
+              <w:keepLines w:val="0"/>
+              <w:widowControl/>
+              <w:suppressLineNumbers w:val="0"/>
+              <w:jc w:val="center"/>
+            </w:pPr>
+            <w:r>
+              <w:rPr>
+                <w:rFonts w:ascii="SimSun" w:hAnsi="SimSun" w:eastAsia="SimSun" w:cs="SimSun"/>
+                <w:kern w:val="0"/>
+                <w:sz w:val="24"/>
+                <w:szCs w:val="24"/>
+                <w:lang w:val="en-US" w:eastAsia="zh-CN" w:bidi="ar"/>
+              </w:rPr>
+              <w:t>1</w:t>
+            </w:r>
+          </w:p>
+        </w:tc>
+        <w:tc>
+          <w:tcPr>
+            <w:tcW w:w="2142" w:type="dxa"/>
             <w:shd w:val="clear" w:color="auto" w:fill="auto"/>
             <w:vAlign w:val="center"/>
           </w:tcPr>
@@ -4195,40 +3994,40 @@
                 <w:szCs w:val="24"/>
                 <w:lang w:val="en-US" w:eastAsia="zh-CN" w:bidi="ar"/>
               </w:rPr>
-              <w:t>Tri automatique</w:t>
-            </w:r>
-          </w:p>
-        </w:tc>
-        <w:tc>
-          <w:tcPr>
-            <w:tcW w:w="1574" w:type="dxa"/>
-            <w:shd w:val="clear" w:color="auto" w:fill="auto"/>
-            <w:vAlign w:val="center"/>
-          </w:tcPr>
-          <w:p>
-            <w:pPr>
-              <w:keepNext w:val="0"/>
-              <w:keepLines w:val="0"/>
-              <w:widowControl/>
-              <w:suppressLineNumbers w:val="0"/>
-              <w:jc w:val="center"/>
-              <w:rPr>
-                <w:rFonts w:ascii="SimSun" w:hAnsi="SimSun" w:eastAsia="SimSun" w:cs="SimSun"/>
-                <w:kern w:val="0"/>
-                <w:sz w:val="24"/>
-                <w:szCs w:val="24"/>
-                <w:lang w:val="en-US" w:eastAsia="zh-CN" w:bidi="ar"/>
-              </w:rPr>
-            </w:pPr>
-            <w:r>
-              <w:rPr>
-                <w:rFonts w:ascii="SimSun" w:hAnsi="SimSun" w:eastAsia="SimSun" w:cs="SimSun"/>
-                <w:kern w:val="0"/>
-                <w:sz w:val="24"/>
-                <w:szCs w:val="24"/>
-                <w:lang w:val="en-US" w:eastAsia="zh-CN" w:bidi="ar"/>
-              </w:rPr>
-              <w:t>Système</w:t>
+              <w:t>Upload de dossier</w:t>
+            </w:r>
+          </w:p>
+        </w:tc>
+        <w:tc>
+          <w:tcPr>
+            <w:tcW w:w="1565" w:type="dxa"/>
+            <w:shd w:val="clear" w:color="auto" w:fill="auto"/>
+            <w:vAlign w:val="center"/>
+          </w:tcPr>
+          <w:p>
+            <w:pPr>
+              <w:keepNext w:val="0"/>
+              <w:keepLines w:val="0"/>
+              <w:widowControl/>
+              <w:suppressLineNumbers w:val="0"/>
+              <w:jc w:val="center"/>
+              <w:rPr>
+                <w:rFonts w:ascii="SimSun" w:hAnsi="SimSun" w:eastAsia="SimSun" w:cs="SimSun"/>
+                <w:kern w:val="0"/>
+                <w:sz w:val="24"/>
+                <w:szCs w:val="24"/>
+                <w:lang w:val="en-US" w:eastAsia="zh-CN" w:bidi="ar"/>
+              </w:rPr>
+            </w:pPr>
+            <w:r>
+              <w:rPr>
+                <w:rFonts w:ascii="SimSun" w:hAnsi="SimSun" w:eastAsia="SimSun" w:cs="SimSun"/>
+                <w:kern w:val="0"/>
+                <w:sz w:val="24"/>
+                <w:szCs w:val="24"/>
+                <w:lang w:val="en-US" w:eastAsia="zh-CN" w:bidi="ar"/>
+              </w:rPr>
+              <w:t>Utilisateur</w:t>
             </w:r>
           </w:p>
         </w:tc>
@@ -4261,7 +4060,7 @@
                 <w:szCs w:val="24"/>
                 <w:lang w:val="en-US" w:eastAsia="zh-CN" w:bidi="ar"/>
               </w:rPr>
-              <w:t>Classer les documents selon leur type</w:t>
+              <w:t>Importer un dossier contenant des documents</w:t>
             </w:r>
           </w:p>
         </w:tc>
@@ -4294,7 +4093,7 @@
                 <w:szCs w:val="24"/>
                 <w:lang w:val="en-US" w:eastAsia="zh-CN" w:bidi="ar"/>
               </w:rPr>
-              <w:t>Documents triés par catégorie</w:t>
+              <w:t>Dossier prêt à être analysé</w:t>
             </w:r>
           </w:p>
         </w:tc>
@@ -4317,38 +4116,38 @@
           </w:tblCellMar>
         </w:tblPrEx>
         <w:trPr>
-          <w:trHeight w:val="1072" w:hRule="atLeast"/>
+          <w:trHeight w:val="850" w:hRule="atLeast"/>
           <w:tblCellSpacing w:w="15" w:type="dxa"/>
         </w:trPr>
         <w:tc>
           <w:tcPr>
-            <w:tcW w:w="279" w:type="dxa"/>
-            <w:shd w:val="clear" w:color="auto" w:fill="auto"/>
-            <w:vAlign w:val="center"/>
-          </w:tcPr>
-          <w:p>
-            <w:pPr>
-              <w:keepNext w:val="0"/>
-              <w:keepLines w:val="0"/>
-              <w:widowControl/>
-              <w:suppressLineNumbers w:val="0"/>
-              <w:jc w:val="center"/>
-            </w:pPr>
-            <w:r>
-              <w:rPr>
-                <w:rFonts w:ascii="SimSun" w:hAnsi="SimSun" w:eastAsia="SimSun" w:cs="SimSun"/>
-                <w:kern w:val="0"/>
-                <w:sz w:val="24"/>
-                <w:szCs w:val="24"/>
-                <w:lang w:val="en-US" w:eastAsia="zh-CN" w:bidi="ar"/>
-              </w:rPr>
-              <w:t>3</w:t>
-            </w:r>
-          </w:p>
-        </w:tc>
-        <w:tc>
-          <w:tcPr>
-            <w:tcW w:w="2154" w:type="dxa"/>
+            <w:tcW w:w="275" w:type="dxa"/>
+            <w:shd w:val="clear" w:color="auto" w:fill="auto"/>
+            <w:vAlign w:val="center"/>
+          </w:tcPr>
+          <w:p>
+            <w:pPr>
+              <w:keepNext w:val="0"/>
+              <w:keepLines w:val="0"/>
+              <w:widowControl/>
+              <w:suppressLineNumbers w:val="0"/>
+              <w:jc w:val="center"/>
+            </w:pPr>
+            <w:r>
+              <w:rPr>
+                <w:rFonts w:ascii="SimSun" w:hAnsi="SimSun" w:eastAsia="SimSun" w:cs="SimSun"/>
+                <w:kern w:val="0"/>
+                <w:sz w:val="24"/>
+                <w:szCs w:val="24"/>
+                <w:lang w:val="en-US" w:eastAsia="zh-CN" w:bidi="ar"/>
+              </w:rPr>
+              <w:t>2</w:t>
+            </w:r>
+          </w:p>
+        </w:tc>
+        <w:tc>
+          <w:tcPr>
+            <w:tcW w:w="2142" w:type="dxa"/>
             <w:shd w:val="clear" w:color="auto" w:fill="auto"/>
             <w:vAlign w:val="center"/>
           </w:tcPr>
@@ -4379,13 +4178,13 @@
                 <w:szCs w:val="24"/>
                 <w:lang w:val="en-US" w:eastAsia="zh-CN" w:bidi="ar"/>
               </w:rPr>
-              <w:t>Vérification des documents</w:t>
-            </w:r>
-          </w:p>
-        </w:tc>
-        <w:tc>
-          <w:tcPr>
-            <w:tcW w:w="1574" w:type="dxa"/>
+              <w:t>Tri automatique</w:t>
+            </w:r>
+          </w:p>
+        </w:tc>
+        <w:tc>
+          <w:tcPr>
+            <w:tcW w:w="1565" w:type="dxa"/>
             <w:shd w:val="clear" w:color="auto" w:fill="auto"/>
             <w:vAlign w:val="center"/>
           </w:tcPr>
@@ -4445,7 +4244,7 @@
                 <w:szCs w:val="24"/>
                 <w:lang w:val="en-US" w:eastAsia="zh-CN" w:bidi="ar"/>
               </w:rPr>
-              <w:t>Contrôler la validité et la cohérence</w:t>
+              <w:t>Classer les documents selon leur type</w:t>
             </w:r>
           </w:p>
         </w:tc>
@@ -4478,192 +4277,7 @@
                 <w:szCs w:val="24"/>
                 <w:lang w:val="en-US" w:eastAsia="zh-CN" w:bidi="ar"/>
               </w:rPr>
-              <w:t>Chaque document reçoit un statut (✅ / ⚠️ / ❌)</w:t>
-            </w:r>
-          </w:p>
-        </w:tc>
-      </w:tr>
-      <w:tr>
-        <w:tblPrEx>
-          <w:tblBorders>
-            <w:top w:val="single" w:color="auto" w:sz="4" w:space="0"/>
-            <w:left w:val="single" w:color="auto" w:sz="4" w:space="0"/>
-            <w:bottom w:val="single" w:color="auto" w:sz="4" w:space="0"/>
-            <w:right w:val="single" w:color="auto" w:sz="4" w:space="0"/>
-            <w:insideH w:val="single" w:color="auto" w:sz="4" w:space="0"/>
-            <w:insideV w:val="single" w:color="auto" w:sz="4" w:space="0"/>
-          </w:tblBorders>
-          <w:shd w:val="clear" w:color="auto" w:fill="auto"/>
-          <w:tblCellMar>
-            <w:top w:w="15" w:type="dxa"/>
-            <w:left w:w="15" w:type="dxa"/>
-            <w:bottom w:w="15" w:type="dxa"/>
-            <w:right w:w="15" w:type="dxa"/>
-          </w:tblCellMar>
-        </w:tblPrEx>
-        <w:trPr>
-          <w:trHeight w:val="1072" w:hRule="atLeast"/>
-          <w:tblCellSpacing w:w="15" w:type="dxa"/>
-        </w:trPr>
-        <w:tc>
-          <w:tcPr>
-            <w:tcW w:w="279" w:type="dxa"/>
-            <w:shd w:val="clear" w:color="auto" w:fill="auto"/>
-            <w:vAlign w:val="center"/>
-          </w:tcPr>
-          <w:p>
-            <w:pPr>
-              <w:keepNext w:val="0"/>
-              <w:keepLines w:val="0"/>
-              <w:widowControl/>
-              <w:suppressLineNumbers w:val="0"/>
-              <w:jc w:val="center"/>
-            </w:pPr>
-            <w:r>
-              <w:rPr>
-                <w:rFonts w:ascii="SimSun" w:hAnsi="SimSun" w:eastAsia="SimSun" w:cs="SimSun"/>
-                <w:kern w:val="0"/>
-                <w:sz w:val="24"/>
-                <w:szCs w:val="24"/>
-                <w:lang w:val="en-US" w:eastAsia="zh-CN" w:bidi="ar"/>
-              </w:rPr>
-              <w:t>4</w:t>
-            </w:r>
-          </w:p>
-        </w:tc>
-        <w:tc>
-          <w:tcPr>
-            <w:tcW w:w="2154" w:type="dxa"/>
-            <w:shd w:val="clear" w:color="auto" w:fill="auto"/>
-            <w:vAlign w:val="center"/>
-          </w:tcPr>
-          <w:p>
-            <w:pPr>
-              <w:keepNext w:val="0"/>
-              <w:keepLines w:val="0"/>
-              <w:widowControl/>
-              <w:suppressLineNumbers w:val="0"/>
-              <w:jc w:val="center"/>
-              <w:rPr>
-                <w:rFonts w:ascii="SimSun" w:hAnsi="SimSun" w:eastAsia="SimSun" w:cs="SimSun"/>
-                <w:b/>
-                <w:bCs/>
-                <w:kern w:val="0"/>
-                <w:sz w:val="24"/>
-                <w:szCs w:val="24"/>
-                <w:lang w:val="en-US" w:eastAsia="zh-CN" w:bidi="ar"/>
-              </w:rPr>
-            </w:pPr>
-            <w:r>
-              <w:rPr>
-                <w:rFonts w:ascii="SimSun" w:hAnsi="SimSun" w:eastAsia="SimSun" w:cs="SimSun"/>
-                <w:b/>
-                <w:bCs/>
-                <w:kern w:val="0"/>
-                <w:sz w:val="24"/>
-                <w:szCs w:val="24"/>
-                <w:lang w:val="en-US" w:eastAsia="zh-CN" w:bidi="ar"/>
-              </w:rPr>
-              <w:t>Signalement des erreurs</w:t>
-            </w:r>
-          </w:p>
-        </w:tc>
-        <w:tc>
-          <w:tcPr>
-            <w:tcW w:w="1574" w:type="dxa"/>
-            <w:shd w:val="clear" w:color="auto" w:fill="auto"/>
-            <w:vAlign w:val="center"/>
-          </w:tcPr>
-          <w:p>
-            <w:pPr>
-              <w:keepNext w:val="0"/>
-              <w:keepLines w:val="0"/>
-              <w:widowControl/>
-              <w:suppressLineNumbers w:val="0"/>
-              <w:jc w:val="center"/>
-              <w:rPr>
-                <w:rFonts w:ascii="SimSun" w:hAnsi="SimSun" w:eastAsia="SimSun" w:cs="SimSun"/>
-                <w:kern w:val="0"/>
-                <w:sz w:val="24"/>
-                <w:szCs w:val="24"/>
-                <w:lang w:val="en-US" w:eastAsia="zh-CN" w:bidi="ar"/>
-              </w:rPr>
-            </w:pPr>
-            <w:r>
-              <w:rPr>
-                <w:rFonts w:ascii="SimSun" w:hAnsi="SimSun" w:eastAsia="SimSun" w:cs="SimSun"/>
-                <w:kern w:val="0"/>
-                <w:sz w:val="24"/>
-                <w:szCs w:val="24"/>
-                <w:lang w:val="en-US" w:eastAsia="zh-CN" w:bidi="ar"/>
-              </w:rPr>
-              <w:t>Système</w:t>
-            </w:r>
-          </w:p>
-        </w:tc>
-        <w:tc>
-          <w:tcPr>
-            <w:tcW w:w="0" w:type="auto"/>
-            <w:shd w:val="clear" w:color="auto" w:fill="auto"/>
-            <w:vAlign w:val="center"/>
-          </w:tcPr>
-          <w:p>
-            <w:pPr>
-              <w:keepNext w:val="0"/>
-              <w:keepLines w:val="0"/>
-              <w:widowControl/>
-              <w:suppressLineNumbers w:val="0"/>
-              <w:jc w:val="center"/>
-              <w:rPr>
-                <w:rFonts w:ascii="SimSun" w:hAnsi="SimSun" w:eastAsia="SimSun" w:cs="SimSun"/>
-                <w:kern w:val="0"/>
-                <w:sz w:val="24"/>
-                <w:szCs w:val="24"/>
-                <w:lang w:val="en-US" w:eastAsia="zh-CN" w:bidi="ar"/>
-              </w:rPr>
-            </w:pPr>
-            <w:r>
-              <w:rPr>
-                <w:rFonts w:ascii="SimSun" w:hAnsi="SimSun" w:eastAsia="SimSun" w:cs="SimSun"/>
-                <w:kern w:val="0"/>
-                <w:sz w:val="24"/>
-                <w:szCs w:val="24"/>
-                <w:lang w:val="en-US" w:eastAsia="zh-CN" w:bidi="ar"/>
-              </w:rPr>
-              <w:t>Avertir l’utilisateur des anomalies détectées</w:t>
-            </w:r>
-          </w:p>
-        </w:tc>
-        <w:tc>
-          <w:tcPr>
-            <w:tcW w:w="0" w:type="auto"/>
-            <w:shd w:val="clear" w:color="auto" w:fill="auto"/>
-            <w:vAlign w:val="center"/>
-          </w:tcPr>
-          <w:p>
-            <w:pPr>
-              <w:keepNext w:val="0"/>
-              <w:keepLines w:val="0"/>
-              <w:widowControl/>
-              <w:suppressLineNumbers w:val="0"/>
-              <w:jc w:val="center"/>
-              <w:rPr>
-                <w:rFonts w:ascii="SimSun" w:hAnsi="SimSun" w:eastAsia="SimSun" w:cs="SimSun"/>
-                <w:kern w:val="0"/>
-                <w:sz w:val="24"/>
-                <w:szCs w:val="24"/>
-                <w:lang w:val="en-US" w:eastAsia="zh-CN" w:bidi="ar"/>
-              </w:rPr>
-            </w:pPr>
-            <w:r>
-              <w:rPr>
-                <w:rFonts w:ascii="SimSun" w:hAnsi="SimSun" w:eastAsia="SimSun" w:cs="SimSun"/>
-                <w:kern w:val="0"/>
-                <w:sz w:val="24"/>
-                <w:szCs w:val="24"/>
-                <w:lang w:val="en-US" w:eastAsia="zh-CN" w:bidi="ar"/>
-              </w:rPr>
-              <w:t>Liste d’erreurs affichée</w:t>
+              <w:t>Documents triés par catégorie</w:t>
             </w:r>
           </w:p>
         </w:tc>
@@ -4686,38 +4300,38 @@
           </w:tblCellMar>
         </w:tblPrEx>
         <w:trPr>
-          <w:trHeight w:val="1072" w:hRule="atLeast"/>
+          <w:trHeight w:val="850" w:hRule="atLeast"/>
           <w:tblCellSpacing w:w="15" w:type="dxa"/>
         </w:trPr>
         <w:tc>
           <w:tcPr>
-            <w:tcW w:w="279" w:type="dxa"/>
-            <w:shd w:val="clear" w:color="auto" w:fill="auto"/>
-            <w:vAlign w:val="center"/>
-          </w:tcPr>
-          <w:p>
-            <w:pPr>
-              <w:keepNext w:val="0"/>
-              <w:keepLines w:val="0"/>
-              <w:widowControl/>
-              <w:suppressLineNumbers w:val="0"/>
-              <w:jc w:val="center"/>
-            </w:pPr>
-            <w:r>
-              <w:rPr>
-                <w:rFonts w:ascii="SimSun" w:hAnsi="SimSun" w:eastAsia="SimSun" w:cs="SimSun"/>
-                <w:kern w:val="0"/>
-                <w:sz w:val="24"/>
-                <w:szCs w:val="24"/>
-                <w:lang w:val="en-US" w:eastAsia="zh-CN" w:bidi="ar"/>
-              </w:rPr>
-              <w:t>5</w:t>
-            </w:r>
-          </w:p>
-        </w:tc>
-        <w:tc>
-          <w:tcPr>
-            <w:tcW w:w="2154" w:type="dxa"/>
+            <w:tcW w:w="275" w:type="dxa"/>
+            <w:shd w:val="clear" w:color="auto" w:fill="auto"/>
+            <w:vAlign w:val="center"/>
+          </w:tcPr>
+          <w:p>
+            <w:pPr>
+              <w:keepNext w:val="0"/>
+              <w:keepLines w:val="0"/>
+              <w:widowControl/>
+              <w:suppressLineNumbers w:val="0"/>
+              <w:jc w:val="center"/>
+            </w:pPr>
+            <w:r>
+              <w:rPr>
+                <w:rFonts w:ascii="SimSun" w:hAnsi="SimSun" w:eastAsia="SimSun" w:cs="SimSun"/>
+                <w:kern w:val="0"/>
+                <w:sz w:val="24"/>
+                <w:szCs w:val="24"/>
+                <w:lang w:val="en-US" w:eastAsia="zh-CN" w:bidi="ar"/>
+              </w:rPr>
+              <w:t>3</w:t>
+            </w:r>
+          </w:p>
+        </w:tc>
+        <w:tc>
+          <w:tcPr>
+            <w:tcW w:w="2142" w:type="dxa"/>
             <w:shd w:val="clear" w:color="auto" w:fill="auto"/>
             <w:vAlign w:val="center"/>
           </w:tcPr>
@@ -4748,40 +4362,40 @@
                 <w:szCs w:val="24"/>
                 <w:lang w:val="en-US" w:eastAsia="zh-CN" w:bidi="ar"/>
               </w:rPr>
-              <w:t>Validation humaine</w:t>
-            </w:r>
-          </w:p>
-        </w:tc>
-        <w:tc>
-          <w:tcPr>
-            <w:tcW w:w="1574" w:type="dxa"/>
-            <w:shd w:val="clear" w:color="auto" w:fill="auto"/>
-            <w:vAlign w:val="center"/>
-          </w:tcPr>
-          <w:p>
-            <w:pPr>
-              <w:keepNext w:val="0"/>
-              <w:keepLines w:val="0"/>
-              <w:widowControl/>
-              <w:suppressLineNumbers w:val="0"/>
-              <w:jc w:val="center"/>
-              <w:rPr>
-                <w:rFonts w:ascii="SimSun" w:hAnsi="SimSun" w:eastAsia="SimSun" w:cs="SimSun"/>
-                <w:kern w:val="0"/>
-                <w:sz w:val="24"/>
-                <w:szCs w:val="24"/>
-                <w:lang w:val="en-US" w:eastAsia="zh-CN" w:bidi="ar"/>
-              </w:rPr>
-            </w:pPr>
-            <w:r>
-              <w:rPr>
-                <w:rFonts w:ascii="SimSun" w:hAnsi="SimSun" w:eastAsia="SimSun" w:cs="SimSun"/>
-                <w:kern w:val="0"/>
-                <w:sz w:val="24"/>
-                <w:szCs w:val="24"/>
-                <w:lang w:val="en-US" w:eastAsia="zh-CN" w:bidi="ar"/>
-              </w:rPr>
-              <w:t>Utilisateur</w:t>
+              <w:t>Vérification des documents</w:t>
+            </w:r>
+          </w:p>
+        </w:tc>
+        <w:tc>
+          <w:tcPr>
+            <w:tcW w:w="1565" w:type="dxa"/>
+            <w:shd w:val="clear" w:color="auto" w:fill="auto"/>
+            <w:vAlign w:val="center"/>
+          </w:tcPr>
+          <w:p>
+            <w:pPr>
+              <w:keepNext w:val="0"/>
+              <w:keepLines w:val="0"/>
+              <w:widowControl/>
+              <w:suppressLineNumbers w:val="0"/>
+              <w:jc w:val="center"/>
+              <w:rPr>
+                <w:rFonts w:ascii="SimSun" w:hAnsi="SimSun" w:eastAsia="SimSun" w:cs="SimSun"/>
+                <w:kern w:val="0"/>
+                <w:sz w:val="24"/>
+                <w:szCs w:val="24"/>
+                <w:lang w:val="en-US" w:eastAsia="zh-CN" w:bidi="ar"/>
+              </w:rPr>
+            </w:pPr>
+            <w:r>
+              <w:rPr>
+                <w:rFonts w:ascii="SimSun" w:hAnsi="SimSun" w:eastAsia="SimSun" w:cs="SimSun"/>
+                <w:kern w:val="0"/>
+                <w:sz w:val="24"/>
+                <w:szCs w:val="24"/>
+                <w:lang w:val="en-US" w:eastAsia="zh-CN" w:bidi="ar"/>
+              </w:rPr>
+              <w:t>Système</w:t>
             </w:r>
           </w:p>
         </w:tc>
@@ -4814,7 +4428,7 @@
                 <w:szCs w:val="24"/>
                 <w:lang w:val="en-US" w:eastAsia="zh-CN" w:bidi="ar"/>
               </w:rPr>
-              <w:t>Corriger ou confirmer les résultats</w:t>
+              <w:t>Contrôler la validité et la cohérence</w:t>
             </w:r>
           </w:p>
         </w:tc>
@@ -4847,7 +4461,7 @@
                 <w:szCs w:val="24"/>
                 <w:lang w:val="en-US" w:eastAsia="zh-CN" w:bidi="ar"/>
               </w:rPr>
-              <w:t>Dossier validé ou mis à jour</w:t>
+              <w:t>Chaque document reçoit un statut (✅ / ⚠️ / ❌)</w:t>
             </w:r>
           </w:p>
         </w:tc>
@@ -4862,7 +4476,6 @@
             <w:insideH w:val="single" w:color="auto" w:sz="4" w:space="0"/>
             <w:insideV w:val="single" w:color="auto" w:sz="4" w:space="0"/>
           </w:tblBorders>
-          <w:shd w:val="clear" w:color="auto" w:fill="auto"/>
           <w:tblCellMar>
             <w:top w:w="15" w:type="dxa"/>
             <w:left w:w="15" w:type="dxa"/>
@@ -4871,38 +4484,38 @@
           </w:tblCellMar>
         </w:tblPrEx>
         <w:trPr>
-          <w:trHeight w:val="818" w:hRule="atLeast"/>
+          <w:trHeight w:val="850" w:hRule="atLeast"/>
           <w:tblCellSpacing w:w="15" w:type="dxa"/>
         </w:trPr>
         <w:tc>
           <w:tcPr>
-            <w:tcW w:w="279" w:type="dxa"/>
-            <w:shd w:val="clear" w:color="auto" w:fill="auto"/>
-            <w:vAlign w:val="center"/>
-          </w:tcPr>
-          <w:p>
-            <w:pPr>
-              <w:keepNext w:val="0"/>
-              <w:keepLines w:val="0"/>
-              <w:widowControl/>
-              <w:suppressLineNumbers w:val="0"/>
-              <w:jc w:val="center"/>
-            </w:pPr>
-            <w:r>
-              <w:rPr>
-                <w:rFonts w:ascii="SimSun" w:hAnsi="SimSun" w:eastAsia="SimSun" w:cs="SimSun"/>
-                <w:kern w:val="0"/>
-                <w:sz w:val="24"/>
-                <w:szCs w:val="24"/>
-                <w:lang w:val="en-US" w:eastAsia="zh-CN" w:bidi="ar"/>
-              </w:rPr>
-              <w:t>6</w:t>
-            </w:r>
-          </w:p>
-        </w:tc>
-        <w:tc>
-          <w:tcPr>
-            <w:tcW w:w="2154" w:type="dxa"/>
+            <w:tcW w:w="275" w:type="dxa"/>
+            <w:shd w:val="clear" w:color="auto" w:fill="auto"/>
+            <w:vAlign w:val="center"/>
+          </w:tcPr>
+          <w:p>
+            <w:pPr>
+              <w:keepNext w:val="0"/>
+              <w:keepLines w:val="0"/>
+              <w:widowControl/>
+              <w:suppressLineNumbers w:val="0"/>
+              <w:jc w:val="center"/>
+            </w:pPr>
+            <w:r>
+              <w:rPr>
+                <w:rFonts w:ascii="SimSun" w:hAnsi="SimSun" w:eastAsia="SimSun" w:cs="SimSun"/>
+                <w:kern w:val="0"/>
+                <w:sz w:val="24"/>
+                <w:szCs w:val="24"/>
+                <w:lang w:val="en-US" w:eastAsia="zh-CN" w:bidi="ar"/>
+              </w:rPr>
+              <w:t>4</w:t>
+            </w:r>
+          </w:p>
+        </w:tc>
+        <w:tc>
+          <w:tcPr>
+            <w:tcW w:w="2142" w:type="dxa"/>
             <w:shd w:val="clear" w:color="auto" w:fill="auto"/>
             <w:vAlign w:val="center"/>
           </w:tcPr>
@@ -4933,13 +4546,381 @@
                 <w:szCs w:val="24"/>
                 <w:lang w:val="en-US" w:eastAsia="zh-CN" w:bidi="ar"/>
               </w:rPr>
+              <w:t>Signalement des erreurs</w:t>
+            </w:r>
+          </w:p>
+        </w:tc>
+        <w:tc>
+          <w:tcPr>
+            <w:tcW w:w="1565" w:type="dxa"/>
+            <w:shd w:val="clear" w:color="auto" w:fill="auto"/>
+            <w:vAlign w:val="center"/>
+          </w:tcPr>
+          <w:p>
+            <w:pPr>
+              <w:keepNext w:val="0"/>
+              <w:keepLines w:val="0"/>
+              <w:widowControl/>
+              <w:suppressLineNumbers w:val="0"/>
+              <w:jc w:val="center"/>
+              <w:rPr>
+                <w:rFonts w:ascii="SimSun" w:hAnsi="SimSun" w:eastAsia="SimSun" w:cs="SimSun"/>
+                <w:kern w:val="0"/>
+                <w:sz w:val="24"/>
+                <w:szCs w:val="24"/>
+                <w:lang w:val="en-US" w:eastAsia="zh-CN" w:bidi="ar"/>
+              </w:rPr>
+            </w:pPr>
+            <w:r>
+              <w:rPr>
+                <w:rFonts w:ascii="SimSun" w:hAnsi="SimSun" w:eastAsia="SimSun" w:cs="SimSun"/>
+                <w:kern w:val="0"/>
+                <w:sz w:val="24"/>
+                <w:szCs w:val="24"/>
+                <w:lang w:val="en-US" w:eastAsia="zh-CN" w:bidi="ar"/>
+              </w:rPr>
+              <w:t>Système</w:t>
+            </w:r>
+          </w:p>
+        </w:tc>
+        <w:tc>
+          <w:tcPr>
+            <w:tcW w:w="0" w:type="auto"/>
+            <w:shd w:val="clear" w:color="auto" w:fill="auto"/>
+            <w:vAlign w:val="center"/>
+          </w:tcPr>
+          <w:p>
+            <w:pPr>
+              <w:keepNext w:val="0"/>
+              <w:keepLines w:val="0"/>
+              <w:widowControl/>
+              <w:suppressLineNumbers w:val="0"/>
+              <w:jc w:val="center"/>
+              <w:rPr>
+                <w:rFonts w:ascii="SimSun" w:hAnsi="SimSun" w:eastAsia="SimSun" w:cs="SimSun"/>
+                <w:kern w:val="0"/>
+                <w:sz w:val="24"/>
+                <w:szCs w:val="24"/>
+                <w:lang w:val="en-US" w:eastAsia="zh-CN" w:bidi="ar"/>
+              </w:rPr>
+            </w:pPr>
+            <w:r>
+              <w:rPr>
+                <w:rFonts w:ascii="SimSun" w:hAnsi="SimSun" w:eastAsia="SimSun" w:cs="SimSun"/>
+                <w:kern w:val="0"/>
+                <w:sz w:val="24"/>
+                <w:szCs w:val="24"/>
+                <w:lang w:val="en-US" w:eastAsia="zh-CN" w:bidi="ar"/>
+              </w:rPr>
+              <w:t>Avertir l’utilisateur des anomalies détectées</w:t>
+            </w:r>
+          </w:p>
+        </w:tc>
+        <w:tc>
+          <w:tcPr>
+            <w:tcW w:w="0" w:type="auto"/>
+            <w:shd w:val="clear" w:color="auto" w:fill="auto"/>
+            <w:vAlign w:val="center"/>
+          </w:tcPr>
+          <w:p>
+            <w:pPr>
+              <w:keepNext w:val="0"/>
+              <w:keepLines w:val="0"/>
+              <w:widowControl/>
+              <w:suppressLineNumbers w:val="0"/>
+              <w:jc w:val="center"/>
+              <w:rPr>
+                <w:rFonts w:ascii="SimSun" w:hAnsi="SimSun" w:eastAsia="SimSun" w:cs="SimSun"/>
+                <w:kern w:val="0"/>
+                <w:sz w:val="24"/>
+                <w:szCs w:val="24"/>
+                <w:lang w:val="en-US" w:eastAsia="zh-CN" w:bidi="ar"/>
+              </w:rPr>
+            </w:pPr>
+            <w:r>
+              <w:rPr>
+                <w:rFonts w:ascii="SimSun" w:hAnsi="SimSun" w:eastAsia="SimSun" w:cs="SimSun"/>
+                <w:kern w:val="0"/>
+                <w:sz w:val="24"/>
+                <w:szCs w:val="24"/>
+                <w:lang w:val="en-US" w:eastAsia="zh-CN" w:bidi="ar"/>
+              </w:rPr>
+              <w:t>Liste d’erreurs affichée</w:t>
+            </w:r>
+          </w:p>
+        </w:tc>
+      </w:tr>
+      <w:tr>
+        <w:tblPrEx>
+          <w:tblBorders>
+            <w:top w:val="single" w:color="auto" w:sz="4" w:space="0"/>
+            <w:left w:val="single" w:color="auto" w:sz="4" w:space="0"/>
+            <w:bottom w:val="single" w:color="auto" w:sz="4" w:space="0"/>
+            <w:right w:val="single" w:color="auto" w:sz="4" w:space="0"/>
+            <w:insideH w:val="single" w:color="auto" w:sz="4" w:space="0"/>
+            <w:insideV w:val="single" w:color="auto" w:sz="4" w:space="0"/>
+          </w:tblBorders>
+          <w:tblCellMar>
+            <w:top w:w="15" w:type="dxa"/>
+            <w:left w:w="15" w:type="dxa"/>
+            <w:bottom w:w="15" w:type="dxa"/>
+            <w:right w:w="15" w:type="dxa"/>
+          </w:tblCellMar>
+        </w:tblPrEx>
+        <w:trPr>
+          <w:trHeight w:val="850" w:hRule="atLeast"/>
+          <w:tblCellSpacing w:w="15" w:type="dxa"/>
+        </w:trPr>
+        <w:tc>
+          <w:tcPr>
+            <w:tcW w:w="275" w:type="dxa"/>
+            <w:shd w:val="clear" w:color="auto" w:fill="auto"/>
+            <w:vAlign w:val="center"/>
+          </w:tcPr>
+          <w:p>
+            <w:pPr>
+              <w:keepNext w:val="0"/>
+              <w:keepLines w:val="0"/>
+              <w:widowControl/>
+              <w:suppressLineNumbers w:val="0"/>
+              <w:jc w:val="center"/>
+            </w:pPr>
+            <w:r>
+              <w:rPr>
+                <w:rFonts w:ascii="SimSun" w:hAnsi="SimSun" w:eastAsia="SimSun" w:cs="SimSun"/>
+                <w:kern w:val="0"/>
+                <w:sz w:val="24"/>
+                <w:szCs w:val="24"/>
+                <w:lang w:val="en-US" w:eastAsia="zh-CN" w:bidi="ar"/>
+              </w:rPr>
+              <w:t>5</w:t>
+            </w:r>
+          </w:p>
+        </w:tc>
+        <w:tc>
+          <w:tcPr>
+            <w:tcW w:w="2142" w:type="dxa"/>
+            <w:shd w:val="clear" w:color="auto" w:fill="auto"/>
+            <w:vAlign w:val="center"/>
+          </w:tcPr>
+          <w:p>
+            <w:pPr>
+              <w:keepNext w:val="0"/>
+              <w:keepLines w:val="0"/>
+              <w:widowControl/>
+              <w:suppressLineNumbers w:val="0"/>
+              <w:jc w:val="center"/>
+              <w:rPr>
+                <w:rFonts w:ascii="SimSun" w:hAnsi="SimSun" w:eastAsia="SimSun" w:cs="SimSun"/>
+                <w:b/>
+                <w:bCs/>
+                <w:kern w:val="0"/>
+                <w:sz w:val="24"/>
+                <w:szCs w:val="24"/>
+                <w:lang w:val="en-US" w:eastAsia="zh-CN" w:bidi="ar"/>
+              </w:rPr>
+            </w:pPr>
+            <w:r>
+              <w:rPr>
+                <w:rFonts w:ascii="SimSun" w:hAnsi="SimSun" w:eastAsia="SimSun" w:cs="SimSun"/>
+                <w:b/>
+                <w:bCs/>
+                <w:kern w:val="0"/>
+                <w:sz w:val="24"/>
+                <w:szCs w:val="24"/>
+                <w:lang w:val="en-US" w:eastAsia="zh-CN" w:bidi="ar"/>
+              </w:rPr>
+              <w:t>Validation humaine</w:t>
+            </w:r>
+          </w:p>
+        </w:tc>
+        <w:tc>
+          <w:tcPr>
+            <w:tcW w:w="1565" w:type="dxa"/>
+            <w:shd w:val="clear" w:color="auto" w:fill="auto"/>
+            <w:vAlign w:val="center"/>
+          </w:tcPr>
+          <w:p>
+            <w:pPr>
+              <w:keepNext w:val="0"/>
+              <w:keepLines w:val="0"/>
+              <w:widowControl/>
+              <w:suppressLineNumbers w:val="0"/>
+              <w:jc w:val="center"/>
+              <w:rPr>
+                <w:rFonts w:ascii="SimSun" w:hAnsi="SimSun" w:eastAsia="SimSun" w:cs="SimSun"/>
+                <w:kern w:val="0"/>
+                <w:sz w:val="24"/>
+                <w:szCs w:val="24"/>
+                <w:lang w:val="en-US" w:eastAsia="zh-CN" w:bidi="ar"/>
+              </w:rPr>
+            </w:pPr>
+            <w:r>
+              <w:rPr>
+                <w:rFonts w:ascii="SimSun" w:hAnsi="SimSun" w:eastAsia="SimSun" w:cs="SimSun"/>
+                <w:kern w:val="0"/>
+                <w:sz w:val="24"/>
+                <w:szCs w:val="24"/>
+                <w:lang w:val="en-US" w:eastAsia="zh-CN" w:bidi="ar"/>
+              </w:rPr>
+              <w:t>Utilisateur</w:t>
+            </w:r>
+          </w:p>
+        </w:tc>
+        <w:tc>
+          <w:tcPr>
+            <w:tcW w:w="0" w:type="auto"/>
+            <w:shd w:val="clear" w:color="auto" w:fill="auto"/>
+            <w:vAlign w:val="center"/>
+          </w:tcPr>
+          <w:p>
+            <w:pPr>
+              <w:keepNext w:val="0"/>
+              <w:keepLines w:val="0"/>
+              <w:widowControl/>
+              <w:suppressLineNumbers w:val="0"/>
+              <w:jc w:val="center"/>
+              <w:rPr>
+                <w:rFonts w:ascii="SimSun" w:hAnsi="SimSun" w:eastAsia="SimSun" w:cs="SimSun"/>
+                <w:kern w:val="0"/>
+                <w:sz w:val="24"/>
+                <w:szCs w:val="24"/>
+                <w:lang w:val="en-US" w:eastAsia="zh-CN" w:bidi="ar"/>
+              </w:rPr>
+            </w:pPr>
+            <w:r>
+              <w:rPr>
+                <w:rFonts w:ascii="SimSun" w:hAnsi="SimSun" w:eastAsia="SimSun" w:cs="SimSun"/>
+                <w:kern w:val="0"/>
+                <w:sz w:val="24"/>
+                <w:szCs w:val="24"/>
+                <w:lang w:val="en-US" w:eastAsia="zh-CN" w:bidi="ar"/>
+              </w:rPr>
+              <w:t>Corriger ou confirmer les résultats</w:t>
+            </w:r>
+          </w:p>
+        </w:tc>
+        <w:tc>
+          <w:tcPr>
+            <w:tcW w:w="0" w:type="auto"/>
+            <w:shd w:val="clear" w:color="auto" w:fill="auto"/>
+            <w:vAlign w:val="center"/>
+          </w:tcPr>
+          <w:p>
+            <w:pPr>
+              <w:keepNext w:val="0"/>
+              <w:keepLines w:val="0"/>
+              <w:widowControl/>
+              <w:suppressLineNumbers w:val="0"/>
+              <w:jc w:val="center"/>
+              <w:rPr>
+                <w:rFonts w:ascii="SimSun" w:hAnsi="SimSun" w:eastAsia="SimSun" w:cs="SimSun"/>
+                <w:kern w:val="0"/>
+                <w:sz w:val="24"/>
+                <w:szCs w:val="24"/>
+                <w:lang w:val="en-US" w:eastAsia="zh-CN" w:bidi="ar"/>
+              </w:rPr>
+            </w:pPr>
+            <w:r>
+              <w:rPr>
+                <w:rFonts w:ascii="SimSun" w:hAnsi="SimSun" w:eastAsia="SimSun" w:cs="SimSun"/>
+                <w:kern w:val="0"/>
+                <w:sz w:val="24"/>
+                <w:szCs w:val="24"/>
+                <w:lang w:val="en-US" w:eastAsia="zh-CN" w:bidi="ar"/>
+              </w:rPr>
+              <w:t>Dossier validé ou mis à jour</w:t>
+            </w:r>
+          </w:p>
+        </w:tc>
+      </w:tr>
+      <w:tr>
+        <w:tblPrEx>
+          <w:tblBorders>
+            <w:top w:val="single" w:color="auto" w:sz="4" w:space="0"/>
+            <w:left w:val="single" w:color="auto" w:sz="4" w:space="0"/>
+            <w:bottom w:val="single" w:color="auto" w:sz="4" w:space="0"/>
+            <w:right w:val="single" w:color="auto" w:sz="4" w:space="0"/>
+            <w:insideH w:val="single" w:color="auto" w:sz="4" w:space="0"/>
+            <w:insideV w:val="single" w:color="auto" w:sz="4" w:space="0"/>
+          </w:tblBorders>
+          <w:tblCellMar>
+            <w:top w:w="15" w:type="dxa"/>
+            <w:left w:w="15" w:type="dxa"/>
+            <w:bottom w:w="15" w:type="dxa"/>
+            <w:right w:w="15" w:type="dxa"/>
+          </w:tblCellMar>
+        </w:tblPrEx>
+        <w:trPr>
+          <w:trHeight w:val="942" w:hRule="atLeast"/>
+          <w:tblCellSpacing w:w="15" w:type="dxa"/>
+        </w:trPr>
+        <w:tc>
+          <w:tcPr>
+            <w:tcW w:w="275" w:type="dxa"/>
+            <w:shd w:val="clear" w:color="auto" w:fill="auto"/>
+            <w:vAlign w:val="center"/>
+          </w:tcPr>
+          <w:p>
+            <w:pPr>
+              <w:keepNext w:val="0"/>
+              <w:keepLines w:val="0"/>
+              <w:widowControl/>
+              <w:suppressLineNumbers w:val="0"/>
+              <w:jc w:val="center"/>
+            </w:pPr>
+            <w:r>
+              <w:rPr>
+                <w:rFonts w:ascii="SimSun" w:hAnsi="SimSun" w:eastAsia="SimSun" w:cs="SimSun"/>
+                <w:kern w:val="0"/>
+                <w:sz w:val="24"/>
+                <w:szCs w:val="24"/>
+                <w:lang w:val="en-US" w:eastAsia="zh-CN" w:bidi="ar"/>
+              </w:rPr>
+              <w:t>6</w:t>
+            </w:r>
+          </w:p>
+        </w:tc>
+        <w:tc>
+          <w:tcPr>
+            <w:tcW w:w="2142" w:type="dxa"/>
+            <w:shd w:val="clear" w:color="auto" w:fill="auto"/>
+            <w:vAlign w:val="center"/>
+          </w:tcPr>
+          <w:p>
+            <w:pPr>
+              <w:keepNext w:val="0"/>
+              <w:keepLines w:val="0"/>
+              <w:widowControl/>
+              <w:suppressLineNumbers w:val="0"/>
+              <w:jc w:val="center"/>
+              <w:rPr>
+                <w:rFonts w:ascii="SimSun" w:hAnsi="SimSun" w:eastAsia="SimSun" w:cs="SimSun"/>
+                <w:b/>
+                <w:bCs/>
+                <w:kern w:val="0"/>
+                <w:sz w:val="24"/>
+                <w:szCs w:val="24"/>
+                <w:lang w:val="en-US" w:eastAsia="zh-CN" w:bidi="ar"/>
+              </w:rPr>
+            </w:pPr>
+            <w:r>
+              <w:rPr>
+                <w:rFonts w:ascii="SimSun" w:hAnsi="SimSun" w:eastAsia="SimSun" w:cs="SimSun"/>
+                <w:b/>
+                <w:bCs/>
+                <w:kern w:val="0"/>
+                <w:sz w:val="24"/>
+                <w:szCs w:val="24"/>
+                <w:lang w:val="en-US" w:eastAsia="zh-CN" w:bidi="ar"/>
+              </w:rPr>
               <w:t>Génération de rapports</w:t>
             </w:r>
           </w:p>
         </w:tc>
         <w:tc>
           <w:tcPr>
-            <w:tcW w:w="1574" w:type="dxa"/>
+            <w:tcW w:w="1565" w:type="dxa"/>
             <w:shd w:val="clear" w:color="auto" w:fill="auto"/>
             <w:vAlign w:val="center"/>
           </w:tcPr>
@@ -6069,7 +6050,7 @@
           <w:sz w:val="24"/>
           <w:szCs w:val="24"/>
         </w:rPr>
-        <w:t>Liste des documents signalés</w:t>
+        <w:t>Interface de validation</w:t>
       </w:r>
     </w:p>
     <w:p>
@@ -6094,7 +6075,7 @@
           <w:sz w:val="24"/>
           <w:szCs w:val="24"/>
         </w:rPr>
-        <w:t>Interface de validation</w:t>
+        <w:t>Tableau de bord / statistiques</w:t>
       </w:r>
     </w:p>
     <w:p>
@@ -6116,11 +6097,15 @@
       </w:pPr>
       <w:r>
         <w:rPr>
-          <w:sz w:val="24"/>
-          <w:szCs w:val="24"/>
-        </w:rPr>
-        <w:t>Tableau de bord / statistiques</w:t>
-      </w:r>
+          <w:rFonts w:hint="default"/>
+          <w:sz w:val="24"/>
+          <w:szCs w:val="24"/>
+          <w:lang/>
+        </w:rPr>
+        <w:t>Setting</w:t>
+      </w:r>
+      <w:bookmarkStart w:id="0" w:name="_GoBack"/>
+      <w:bookmarkEnd w:id="0"/>
     </w:p>
     <w:p>
       <w:pPr>
@@ -6153,8 +6138,6 @@
         </w:rPr>
         <w:br w:type="page"/>
       </w:r>
-      <w:bookmarkStart w:id="0" w:name="_GoBack"/>
-      <w:bookmarkEnd w:id="0"/>
     </w:p>
     <w:p>
       <w:pPr>
@@ -6445,6 +6428,7 @@
             <w:insideH w:val="single" w:color="auto" w:sz="4" w:space="0"/>
             <w:insideV w:val="single" w:color="auto" w:sz="4" w:space="0"/>
           </w:tblBorders>
+          <w:shd w:val="clear" w:color="auto" w:fill="auto"/>
           <w:tblCellMar>
             <w:top w:w="15" w:type="dxa"/>
             <w:left w:w="15" w:type="dxa"/>
